--- a/assets/tools.docx
+++ b/assets/tools.docx
@@ -12,7 +12,331 @@
         <w:rPr>
           <w:lang w:val="en-US"/>
         </w:rPr>
-        <w:t>tools</w:t>
+        <w:t>T</w:t>
+      </w:r>
+      <w:r>
+        <w:rPr>
+          <w:lang w:val="en-US"/>
+        </w:rPr>
+        <w:t>ools</w:t>
+      </w:r>
+    </w:p>
+    <w:p>
+      <w:pPr>
+        <w:rPr>
+          <w:lang w:val="en-US"/>
+        </w:rPr>
+      </w:pPr>
+      <w:r>
+        <w:rPr>
+          <w:lang w:val="en-US"/>
+        </w:rPr>
+        <w:t>Campaign Monitor/ none2.createsend.com</w:t>
+      </w:r>
+    </w:p>
+    <w:p>
+      <w:pPr>
+        <w:rPr>
+          <w:lang w:val="en-US"/>
+        </w:rPr>
+      </w:pPr>
+      <w:r>
+        <w:rPr>
+          <w:lang w:val="en-US"/>
+        </w:rPr>
+        <w:t>CSS page is very in-depth about what is supported and what is not.</w:t>
+      </w:r>
+      <w:r>
+        <w:rPr>
+          <w:lang w:val="en-US"/>
+        </w:rPr>
+        <w:t xml:space="preserve"> You can look up your CSS to see if it is supported </w:t>
+      </w:r>
+      <w:r>
+        <w:rPr>
+          <w:lang w:val="en-US"/>
+        </w:rPr>
+        <w:t>by</w:t>
+      </w:r>
+      <w:r>
+        <w:rPr>
+          <w:lang w:val="en-US"/>
+        </w:rPr>
+        <w:t xml:space="preserve"> the intended client</w:t>
+      </w:r>
+      <w:r>
+        <w:rPr>
+          <w:lang w:val="en-US"/>
+        </w:rPr>
+        <w:t xml:space="preserve">. Label and radio inputs </w:t>
+      </w:r>
+      <w:proofErr w:type="gramStart"/>
+      <w:r>
+        <w:rPr>
+          <w:lang w:val="en-US"/>
+        </w:rPr>
+        <w:t>not</w:t>
+      </w:r>
+      <w:proofErr w:type="gramEnd"/>
+      <w:r>
+        <w:rPr>
+          <w:lang w:val="en-US"/>
+        </w:rPr>
+        <w:t xml:space="preserve"> supported by </w:t>
+      </w:r>
+      <w:proofErr w:type="spellStart"/>
+      <w:r>
+        <w:rPr>
+          <w:lang w:val="en-US"/>
+        </w:rPr>
+        <w:t>gmail</w:t>
+      </w:r>
+      <w:proofErr w:type="spellEnd"/>
+      <w:r>
+        <w:rPr>
+          <w:lang w:val="en-US"/>
+        </w:rPr>
+        <w:t>. Preview lets me compare emails in desktop vs mobile devices, but not much on comparison for different clients</w:t>
+      </w:r>
+    </w:p>
+    <w:p>
+      <w:pPr>
+        <w:rPr>
+          <w:lang w:val="en-US"/>
+        </w:rPr>
+      </w:pPr>
+      <w:r>
+        <w:rPr>
+          <w:noProof/>
+          <w:lang w:val="en-US"/>
+        </w:rPr>
+        <w:drawing>
+          <wp:inline distT="0" distB="0" distL="0" distR="0" wp14:anchorId="68DCD540" wp14:editId="5C3883D5">
+            <wp:extent cx="5731510" cy="1982470"/>
+            <wp:effectExtent l="0" t="0" r="2540" b="0"/>
+            <wp:docPr id="2049427336" name="Picture 1"/>
+            <wp:cNvGraphicFramePr>
+              <a:graphicFrameLocks xmlns:a="http://schemas.openxmlformats.org/drawingml/2006/main" noChangeAspect="1"/>
+            </wp:cNvGraphicFramePr>
+            <a:graphic xmlns:a="http://schemas.openxmlformats.org/drawingml/2006/main">
+              <a:graphicData uri="http://schemas.openxmlformats.org/drawingml/2006/picture">
+                <pic:pic xmlns:pic="http://schemas.openxmlformats.org/drawingml/2006/picture">
+                  <pic:nvPicPr>
+                    <pic:cNvPr id="2049427336" name=""/>
+                    <pic:cNvPicPr/>
+                  </pic:nvPicPr>
+                  <pic:blipFill>
+                    <a:blip r:embed="rId4"/>
+                    <a:stretch>
+                      <a:fillRect/>
+                    </a:stretch>
+                  </pic:blipFill>
+                  <pic:spPr>
+                    <a:xfrm>
+                      <a:off x="0" y="0"/>
+                      <a:ext cx="5731510" cy="1982470"/>
+                    </a:xfrm>
+                    <a:prstGeom prst="rect">
+                      <a:avLst/>
+                    </a:prstGeom>
+                  </pic:spPr>
+                </pic:pic>
+              </a:graphicData>
+            </a:graphic>
+          </wp:inline>
+        </w:drawing>
+      </w:r>
+    </w:p>
+    <w:p>
+      <w:pPr>
+        <w:rPr>
+          <w:lang w:val="en-US"/>
+        </w:rPr>
+      </w:pPr>
+      <w:r>
+        <w:rPr>
+          <w:noProof/>
+          <w:lang w:val="en-US"/>
+        </w:rPr>
+        <w:drawing>
+          <wp:inline distT="0" distB="0" distL="0" distR="0" wp14:anchorId="7BB31FF3" wp14:editId="6E662696">
+            <wp:extent cx="5731510" cy="2238375"/>
+            <wp:effectExtent l="0" t="0" r="2540" b="9525"/>
+            <wp:docPr id="49605590" name="Picture 1"/>
+            <wp:cNvGraphicFramePr>
+              <a:graphicFrameLocks xmlns:a="http://schemas.openxmlformats.org/drawingml/2006/main" noChangeAspect="1"/>
+            </wp:cNvGraphicFramePr>
+            <a:graphic xmlns:a="http://schemas.openxmlformats.org/drawingml/2006/main">
+              <a:graphicData uri="http://schemas.openxmlformats.org/drawingml/2006/picture">
+                <pic:pic xmlns:pic="http://schemas.openxmlformats.org/drawingml/2006/picture">
+                  <pic:nvPicPr>
+                    <pic:cNvPr id="49605590" name=""/>
+                    <pic:cNvPicPr/>
+                  </pic:nvPicPr>
+                  <pic:blipFill>
+                    <a:blip r:embed="rId5"/>
+                    <a:stretch>
+                      <a:fillRect/>
+                    </a:stretch>
+                  </pic:blipFill>
+                  <pic:spPr>
+                    <a:xfrm>
+                      <a:off x="0" y="0"/>
+                      <a:ext cx="5731510" cy="2238375"/>
+                    </a:xfrm>
+                    <a:prstGeom prst="rect">
+                      <a:avLst/>
+                    </a:prstGeom>
+                  </pic:spPr>
+                </pic:pic>
+              </a:graphicData>
+            </a:graphic>
+          </wp:inline>
+        </w:drawing>
+      </w:r>
+    </w:p>
+    <w:p>
+      <w:pPr>
+        <w:rPr>
+          <w:lang w:val="en-US"/>
+        </w:rPr>
+      </w:pPr>
+      <w:r>
+        <w:rPr>
+          <w:lang w:val="en-US"/>
+        </w:rPr>
+        <w:t xml:space="preserve">Email on Acid/ </w:t>
+      </w:r>
+      <w:proofErr w:type="spellStart"/>
+      <w:r>
+        <w:rPr>
+          <w:lang w:val="en-US"/>
+        </w:rPr>
+        <w:t>Mailgun</w:t>
+      </w:r>
+      <w:proofErr w:type="spellEnd"/>
+    </w:p>
+    <w:p>
+      <w:pPr>
+        <w:rPr>
+          <w:lang w:val="en-US"/>
+        </w:rPr>
+      </w:pPr>
+      <w:r>
+        <w:rPr>
+          <w:lang w:val="en-US"/>
+        </w:rPr>
+        <w:t xml:space="preserve">Can better preview compare email in many different clients at once.  Easy button to swap client previews. However, the site does not give any information on CSS and what clients support which. Email and all its elements look fine in Apple Mail. In </w:t>
+      </w:r>
+      <w:proofErr w:type="spellStart"/>
+      <w:r>
+        <w:rPr>
+          <w:lang w:val="en-US"/>
+        </w:rPr>
+        <w:t>Iphone</w:t>
+      </w:r>
+      <w:proofErr w:type="spellEnd"/>
+      <w:r>
+        <w:rPr>
+          <w:lang w:val="en-US"/>
+        </w:rPr>
+        <w:t>, images often don’t make it. Images also cannot be displayed in Outlook</w:t>
+      </w:r>
+    </w:p>
+    <w:p>
+      <w:pPr>
+        <w:rPr>
+          <w:lang w:val="en-US"/>
+        </w:rPr>
+      </w:pPr>
+      <w:r>
+        <w:rPr>
+          <w:lang w:val="en-US"/>
+        </w:rPr>
+        <w:lastRenderedPageBreak/>
+        <w:drawing>
+          <wp:inline distT="0" distB="0" distL="0" distR="0" wp14:anchorId="25E21AA2" wp14:editId="69D47787">
+            <wp:extent cx="5731510" cy="2911475"/>
+            <wp:effectExtent l="0" t="0" r="2540" b="3175"/>
+            <wp:docPr id="56079722" name="Picture 1"/>
+            <wp:cNvGraphicFramePr>
+              <a:graphicFrameLocks xmlns:a="http://schemas.openxmlformats.org/drawingml/2006/main" noChangeAspect="1"/>
+            </wp:cNvGraphicFramePr>
+            <a:graphic xmlns:a="http://schemas.openxmlformats.org/drawingml/2006/main">
+              <a:graphicData uri="http://schemas.openxmlformats.org/drawingml/2006/picture">
+                <pic:pic xmlns:pic="http://schemas.openxmlformats.org/drawingml/2006/picture">
+                  <pic:nvPicPr>
+                    <pic:cNvPr id="56079722" name=""/>
+                    <pic:cNvPicPr/>
+                  </pic:nvPicPr>
+                  <pic:blipFill>
+                    <a:blip r:embed="rId6"/>
+                    <a:stretch>
+                      <a:fillRect/>
+                    </a:stretch>
+                  </pic:blipFill>
+                  <pic:spPr>
+                    <a:xfrm>
+                      <a:off x="0" y="0"/>
+                      <a:ext cx="5731510" cy="2911475"/>
+                    </a:xfrm>
+                    <a:prstGeom prst="rect">
+                      <a:avLst/>
+                    </a:prstGeom>
+                  </pic:spPr>
+                </pic:pic>
+              </a:graphicData>
+            </a:graphic>
+          </wp:inline>
+        </w:drawing>
+      </w:r>
+    </w:p>
+    <w:p>
+      <w:pPr>
+        <w:rPr>
+          <w:lang w:val="en-US"/>
+        </w:rPr>
+      </w:pPr>
+      <w:r>
+        <w:rPr>
+          <w:noProof/>
+          <w:lang w:val="en-US"/>
+        </w:rPr>
+        <w:drawing>
+          <wp:inline distT="0" distB="0" distL="0" distR="0" wp14:anchorId="2FCD7A0B" wp14:editId="7CC641EA">
+            <wp:extent cx="5731510" cy="2809875"/>
+            <wp:effectExtent l="0" t="0" r="2540" b="9525"/>
+            <wp:docPr id="521372993" name="Picture 1"/>
+            <wp:cNvGraphicFramePr>
+              <a:graphicFrameLocks xmlns:a="http://schemas.openxmlformats.org/drawingml/2006/main" noChangeAspect="1"/>
+            </wp:cNvGraphicFramePr>
+            <a:graphic xmlns:a="http://schemas.openxmlformats.org/drawingml/2006/main">
+              <a:graphicData uri="http://schemas.openxmlformats.org/drawingml/2006/picture">
+                <pic:pic xmlns:pic="http://schemas.openxmlformats.org/drawingml/2006/picture">
+                  <pic:nvPicPr>
+                    <pic:cNvPr id="521372993" name=""/>
+                    <pic:cNvPicPr/>
+                  </pic:nvPicPr>
+                  <pic:blipFill>
+                    <a:blip r:embed="rId7"/>
+                    <a:stretch>
+                      <a:fillRect/>
+                    </a:stretch>
+                  </pic:blipFill>
+                  <pic:spPr>
+                    <a:xfrm>
+                      <a:off x="0" y="0"/>
+                      <a:ext cx="5731510" cy="2809875"/>
+                    </a:xfrm>
+                    <a:prstGeom prst="rect">
+                      <a:avLst/>
+                    </a:prstGeom>
+                  </pic:spPr>
+                </pic:pic>
+              </a:graphicData>
+            </a:graphic>
+          </wp:inline>
+        </w:drawing>
       </w:r>
     </w:p>
     <w:sectPr>
